--- a/LOGBOOK.docx
+++ b/LOGBOOK.docx
@@ -801,7 +801,7 @@
           <w:rFonts w:ascii="Times New Roman" w:eastAsia="Times New Roman" w:hAnsi="Times New Roman" w:cs="Times New Roman"/>
           <w:sz w:val="24"/>
           <w:szCs w:val="24"/>
-          <w:lang w:eastAsia="en-KE"/>
+          <w:lang w:val="en-US" w:eastAsia="en-KE"/>
         </w:rPr>
       </w:pPr>
       <w:r>
@@ -813,15 +813,30 @@
         </w:rPr>
         <w:t xml:space="preserve"> </w:t>
       </w:r>
-      <w:r>
+      <w:hyperlink r:id="rId8" w:history="1">
+        <w:r>
+          <w:rPr>
+            <w:rStyle w:val="Hyperlink"/>
+            <w:rFonts w:ascii="Times New Roman" w:eastAsia="Times New Roman" w:hAnsi="Times New Roman" w:cs="Times New Roman"/>
+            <w:sz w:val="24"/>
+            <w:szCs w:val="24"/>
+            <w:lang w:val="en-US" w:eastAsia="en-KE"/>
+          </w:rPr>
+          <w:t>https://github.com/isaacomosh/loginsystem</w:t>
+        </w:r>
+      </w:hyperlink>
+    </w:p>
+    <w:p>
+      <w:pPr>
+        <w:spacing w:before="100" w:beforeAutospacing="1" w:after="100" w:afterAutospacing="1" w:line="240" w:lineRule="auto"/>
+        <w:ind w:left="720"/>
         <w:rPr>
           <w:rFonts w:ascii="Times New Roman" w:eastAsia="Times New Roman" w:hAnsi="Times New Roman" w:cs="Times New Roman"/>
           <w:sz w:val="24"/>
           <w:szCs w:val="24"/>
-          <w:lang w:val="en-US" w:eastAsia="en-KE"/>
-        </w:rPr>
-        <w:t>https://github.com/isaacomosh/carsselling</w:t>
-      </w:r>
+          <w:lang w:eastAsia="en-KE"/>
+        </w:rPr>
+      </w:pPr>
     </w:p>
     <w:p>
       <w:pPr>
@@ -925,7 +940,7 @@
               <w:noProof/>
               <w:sz w:val="16"/>
               <w:szCs w:val="16"/>
-              <w:lang w:val="en-KE" w:eastAsia="en-KE"/>
+              <w:lang w:eastAsia="en-KE"/>
             </w:rPr>
           </w:pPr>
           <w:r>
@@ -1037,7 +1052,7 @@
               <w:noProof/>
               <w:sz w:val="16"/>
               <w:szCs w:val="16"/>
-              <w:lang w:val="en-KE" w:eastAsia="en-KE"/>
+              <w:lang w:eastAsia="en-KE"/>
             </w:rPr>
           </w:pPr>
           <w:hyperlink w:anchor="_Toc230869957" w:history="1">
@@ -1125,7 +1140,7 @@
               <w:noProof/>
               <w:sz w:val="16"/>
               <w:szCs w:val="16"/>
-              <w:lang w:val="en-KE" w:eastAsia="en-KE"/>
+              <w:lang w:eastAsia="en-KE"/>
             </w:rPr>
           </w:pPr>
           <w:hyperlink w:anchor="_Toc230869958" w:history="1">
@@ -1213,7 +1228,7 @@
               <w:noProof/>
               <w:sz w:val="16"/>
               <w:szCs w:val="16"/>
-              <w:lang w:val="en-KE" w:eastAsia="en-KE"/>
+              <w:lang w:eastAsia="en-KE"/>
             </w:rPr>
           </w:pPr>
           <w:hyperlink w:anchor="_Toc230869959" w:history="1">
@@ -1301,7 +1316,7 @@
               <w:noProof/>
               <w:sz w:val="16"/>
               <w:szCs w:val="16"/>
-              <w:lang w:val="en-KE" w:eastAsia="en-KE"/>
+              <w:lang w:eastAsia="en-KE"/>
             </w:rPr>
           </w:pPr>
           <w:hyperlink w:anchor="_Toc230869960" w:history="1">
@@ -1389,7 +1404,7 @@
               <w:noProof/>
               <w:sz w:val="16"/>
               <w:szCs w:val="16"/>
-              <w:lang w:val="en-KE" w:eastAsia="en-KE"/>
+              <w:lang w:eastAsia="en-KE"/>
             </w:rPr>
           </w:pPr>
           <w:hyperlink w:anchor="_Toc230869961" w:history="1">
@@ -1477,7 +1492,7 @@
               <w:noProof/>
               <w:sz w:val="16"/>
               <w:szCs w:val="16"/>
-              <w:lang w:val="en-KE" w:eastAsia="en-KE"/>
+              <w:lang w:eastAsia="en-KE"/>
             </w:rPr>
           </w:pPr>
           <w:hyperlink w:anchor="_Toc230869962" w:history="1">
@@ -1565,7 +1580,7 @@
               <w:noProof/>
               <w:sz w:val="16"/>
               <w:szCs w:val="16"/>
-              <w:lang w:val="en-KE" w:eastAsia="en-KE"/>
+              <w:lang w:eastAsia="en-KE"/>
             </w:rPr>
           </w:pPr>
           <w:hyperlink w:anchor="_Toc230869963" w:history="1">
@@ -1653,7 +1668,7 @@
               <w:noProof/>
               <w:sz w:val="16"/>
               <w:szCs w:val="16"/>
-              <w:lang w:val="en-KE" w:eastAsia="en-KE"/>
+              <w:lang w:eastAsia="en-KE"/>
             </w:rPr>
           </w:pPr>
           <w:hyperlink w:anchor="_Toc230869964" w:history="1">
@@ -1847,7 +1862,7 @@
               <w:noProof/>
               <w:sz w:val="16"/>
               <w:szCs w:val="16"/>
-              <w:lang w:val="en-KE" w:eastAsia="en-KE"/>
+              <w:lang w:eastAsia="en-KE"/>
             </w:rPr>
           </w:pPr>
           <w:hyperlink w:anchor="_Toc230869967" w:history="1">
@@ -1934,7 +1949,7 @@
               <w:noProof/>
               <w:sz w:val="16"/>
               <w:szCs w:val="16"/>
-              <w:lang w:val="en-KE" w:eastAsia="en-KE"/>
+              <w:lang w:eastAsia="en-KE"/>
             </w:rPr>
           </w:pPr>
           <w:hyperlink w:anchor="_Toc230869969" w:history="1">
@@ -2021,7 +2036,7 @@
               <w:noProof/>
               <w:sz w:val="16"/>
               <w:szCs w:val="16"/>
-              <w:lang w:val="en-KE" w:eastAsia="en-KE"/>
+              <w:lang w:eastAsia="en-KE"/>
             </w:rPr>
           </w:pPr>
           <w:hyperlink w:anchor="_Toc230869970" w:history="1">
@@ -2108,7 +2123,7 @@
               <w:noProof/>
               <w:sz w:val="16"/>
               <w:szCs w:val="16"/>
-              <w:lang w:val="en-KE" w:eastAsia="en-KE"/>
+              <w:lang w:eastAsia="en-KE"/>
             </w:rPr>
           </w:pPr>
           <w:hyperlink w:anchor="_Toc230869972" w:history="1">
@@ -2355,7 +2370,7 @@
               <w:noProof/>
               <w:sz w:val="16"/>
               <w:szCs w:val="16"/>
-              <w:lang w:val="en-KE" w:eastAsia="en-KE"/>
+              <w:lang w:eastAsia="en-KE"/>
             </w:rPr>
           </w:pPr>
           <w:hyperlink w:anchor="_Toc230869976" w:history="1">
@@ -2442,7 +2457,7 @@
               <w:noProof/>
               <w:sz w:val="16"/>
               <w:szCs w:val="16"/>
-              <w:lang w:val="en-KE" w:eastAsia="en-KE"/>
+              <w:lang w:eastAsia="en-KE"/>
             </w:rPr>
           </w:pPr>
           <w:hyperlink w:anchor="_Toc230869978" w:history="1">
@@ -2529,7 +2544,7 @@
               <w:noProof/>
               <w:sz w:val="16"/>
               <w:szCs w:val="16"/>
-              <w:lang w:val="en-KE" w:eastAsia="en-KE"/>
+              <w:lang w:eastAsia="en-KE"/>
             </w:rPr>
           </w:pPr>
           <w:hyperlink w:anchor="_Toc230869980" w:history="1">
@@ -2616,7 +2631,7 @@
               <w:noProof/>
               <w:sz w:val="16"/>
               <w:szCs w:val="16"/>
-              <w:lang w:val="en-KE" w:eastAsia="en-KE"/>
+              <w:lang w:eastAsia="en-KE"/>
             </w:rPr>
           </w:pPr>
           <w:hyperlink w:anchor="_Toc230869982" w:history="1">
@@ -2716,7 +2731,7 @@
               <w:noProof/>
               <w:sz w:val="16"/>
               <w:szCs w:val="16"/>
-              <w:lang w:val="en-KE" w:eastAsia="en-KE"/>
+              <w:lang w:eastAsia="en-KE"/>
             </w:rPr>
           </w:pPr>
           <w:hyperlink w:anchor="_Toc230869983" w:history="1">
@@ -2803,7 +2818,7 @@
               <w:noProof/>
               <w:sz w:val="16"/>
               <w:szCs w:val="16"/>
-              <w:lang w:val="en-KE" w:eastAsia="en-KE"/>
+              <w:lang w:eastAsia="en-KE"/>
             </w:rPr>
           </w:pPr>
           <w:hyperlink w:anchor="_Toc230869984" w:history="1">
@@ -2928,7 +2943,7 @@
               <w:noProof/>
               <w:sz w:val="16"/>
               <w:szCs w:val="16"/>
-              <w:lang w:val="en-KE" w:eastAsia="en-KE"/>
+              <w:lang w:eastAsia="en-KE"/>
             </w:rPr>
           </w:pPr>
           <w:hyperlink w:anchor="_Toc230869985" w:history="1">
@@ -3053,7 +3068,7 @@
               <w:noProof/>
               <w:sz w:val="16"/>
               <w:szCs w:val="16"/>
-              <w:lang w:val="en-KE" w:eastAsia="en-KE"/>
+              <w:lang w:eastAsia="en-KE"/>
             </w:rPr>
           </w:pPr>
           <w:hyperlink w:anchor="_Toc230869986" w:history="1">
@@ -3258,7 +3273,7 @@
               <w:noProof/>
               <w:sz w:val="16"/>
               <w:szCs w:val="16"/>
-              <w:lang w:val="en-KE" w:eastAsia="en-KE"/>
+              <w:lang w:eastAsia="en-KE"/>
             </w:rPr>
           </w:pPr>
           <w:hyperlink w:anchor="_Toc230869988" w:history="1">
@@ -3345,7 +3360,7 @@
               <w:noProof/>
               <w:sz w:val="16"/>
               <w:szCs w:val="16"/>
-              <w:lang w:val="en-KE" w:eastAsia="en-KE"/>
+              <w:lang w:eastAsia="en-KE"/>
             </w:rPr>
           </w:pPr>
           <w:hyperlink w:anchor="_Toc230869990" w:history="1">
@@ -3432,7 +3447,7 @@
               <w:noProof/>
               <w:sz w:val="16"/>
               <w:szCs w:val="16"/>
-              <w:lang w:val="en-KE" w:eastAsia="en-KE"/>
+              <w:lang w:eastAsia="en-KE"/>
             </w:rPr>
           </w:pPr>
           <w:hyperlink w:anchor="_Toc230869992" w:history="1">
@@ -3519,7 +3534,7 @@
               <w:noProof/>
               <w:sz w:val="16"/>
               <w:szCs w:val="16"/>
-              <w:lang w:val="en-KE" w:eastAsia="en-KE"/>
+              <w:lang w:eastAsia="en-KE"/>
             </w:rPr>
           </w:pPr>
           <w:hyperlink w:anchor="_Toc230869994" w:history="1">
@@ -3606,7 +3621,7 @@
               <w:noProof/>
               <w:sz w:val="16"/>
               <w:szCs w:val="16"/>
-              <w:lang w:val="en-KE" w:eastAsia="en-KE"/>
+              <w:lang w:eastAsia="en-KE"/>
             </w:rPr>
           </w:pPr>
           <w:hyperlink w:anchor="_Toc230869996" w:history="1">
@@ -3693,7 +3708,7 @@
               <w:noProof/>
               <w:sz w:val="16"/>
               <w:szCs w:val="16"/>
-              <w:lang w:val="en-KE" w:eastAsia="en-KE"/>
+              <w:lang w:eastAsia="en-KE"/>
             </w:rPr>
           </w:pPr>
           <w:hyperlink w:anchor="_Toc230869998" w:history="1">
@@ -4759,7 +4774,7 @@
               <w:noProof/>
               <w:sz w:val="16"/>
               <w:szCs w:val="16"/>
-              <w:lang w:val="en-KE" w:eastAsia="en-KE"/>
+              <w:lang w:eastAsia="en-KE"/>
             </w:rPr>
           </w:pPr>
           <w:hyperlink w:anchor="_Toc230870010" w:history="1">
@@ -6213,7 +6228,7 @@
                     </pic:cNvPicPr>
                   </pic:nvPicPr>
                   <pic:blipFill>
-                    <a:blip r:embed="rId8">
+                    <a:blip r:embed="rId9">
                       <a:extLst>
                         <a:ext uri="{28A0092B-C50C-407E-A947-70E740481C1C}">
                           <a14:useLocalDpi xmlns:a14="http://schemas.microsoft.com/office/drawing/2010/main" val="0"/>
@@ -6357,7 +6372,7 @@
                     </pic:cNvPicPr>
                   </pic:nvPicPr>
                   <pic:blipFill rotWithShape="1">
-                    <a:blip r:embed="rId9" cstate="print">
+                    <a:blip r:embed="rId10" cstate="print">
                       <a:extLst>
                         <a:ext uri="{28A0092B-C50C-407E-A947-70E740481C1C}">
                           <a14:useLocalDpi xmlns:a14="http://schemas.microsoft.com/office/drawing/2010/main" val="0"/>
@@ -6466,7 +6481,7 @@
                     </pic:cNvPicPr>
                   </pic:nvPicPr>
                   <pic:blipFill rotWithShape="1">
-                    <a:blip r:embed="rId10" cstate="print">
+                    <a:blip r:embed="rId11" cstate="print">
                       <a:extLst>
                         <a:ext uri="{28A0092B-C50C-407E-A947-70E740481C1C}">
                           <a14:useLocalDpi xmlns:a14="http://schemas.microsoft.com/office/drawing/2010/main" val="0"/>
@@ -6580,7 +6595,7 @@
                     </pic:cNvPicPr>
                   </pic:nvPicPr>
                   <pic:blipFill rotWithShape="1">
-                    <a:blip r:embed="rId11" cstate="print">
+                    <a:blip r:embed="rId12" cstate="print">
                       <a:extLst>
                         <a:ext uri="{28A0092B-C50C-407E-A947-70E740481C1C}">
                           <a14:useLocalDpi xmlns:a14="http://schemas.microsoft.com/office/drawing/2010/main" val="0"/>
@@ -7081,7 +7096,7 @@
                     <pic:cNvPicPr/>
                   </pic:nvPicPr>
                   <pic:blipFill rotWithShape="1">
-                    <a:blip r:embed="rId12">
+                    <a:blip r:embed="rId13">
                       <a:extLst>
                         <a:ext uri="{28A0092B-C50C-407E-A947-70E740481C1C}">
                           <a14:useLocalDpi xmlns:a14="http://schemas.microsoft.com/office/drawing/2010/main" val="0"/>
@@ -7201,7 +7216,7 @@
                     <pic:cNvPicPr/>
                   </pic:nvPicPr>
                   <pic:blipFill>
-                    <a:blip r:embed="rId13">
+                    <a:blip r:embed="rId14">
                       <a:extLst>
                         <a:ext uri="{28A0092B-C50C-407E-A947-70E740481C1C}">
                           <a14:useLocalDpi xmlns:a14="http://schemas.microsoft.com/office/drawing/2010/main" val="0"/>
@@ -7311,7 +7326,7 @@
                     <pic:cNvPicPr/>
                   </pic:nvPicPr>
                   <pic:blipFill>
-                    <a:blip r:embed="rId14" cstate="print">
+                    <a:blip r:embed="rId15" cstate="print">
                       <a:extLst>
                         <a:ext uri="{28A0092B-C50C-407E-A947-70E740481C1C}">
                           <a14:useLocalDpi xmlns:a14="http://schemas.microsoft.com/office/drawing/2010/main" val="0"/>
@@ -7434,7 +7449,7 @@
                     <pic:cNvPicPr/>
                   </pic:nvPicPr>
                   <pic:blipFill>
-                    <a:blip r:embed="rId15">
+                    <a:blip r:embed="rId16">
                       <a:extLst>
                         <a:ext uri="{28A0092B-C50C-407E-A947-70E740481C1C}">
                           <a14:useLocalDpi xmlns:a14="http://schemas.microsoft.com/office/drawing/2010/main" val="0"/>
@@ -7787,7 +7802,7 @@
                     <pic:cNvPicPr/>
                   </pic:nvPicPr>
                   <pic:blipFill>
-                    <a:blip r:embed="rId16" cstate="print">
+                    <a:blip r:embed="rId17" cstate="print">
                       <a:extLst>
                         <a:ext uri="{28A0092B-C50C-407E-A947-70E740481C1C}">
                           <a14:useLocalDpi xmlns:a14="http://schemas.microsoft.com/office/drawing/2010/main" val="0"/>
@@ -7955,7 +7970,7 @@
                     <pic:cNvPicPr/>
                   </pic:nvPicPr>
                   <pic:blipFill>
-                    <a:blip r:embed="rId17" cstate="print">
+                    <a:blip r:embed="rId18" cstate="print">
                       <a:extLst>
                         <a:ext uri="{28A0092B-C50C-407E-A947-70E740481C1C}">
                           <a14:useLocalDpi xmlns:a14="http://schemas.microsoft.com/office/drawing/2010/main" val="0"/>
@@ -8112,7 +8127,7 @@
                     <pic:cNvPicPr/>
                   </pic:nvPicPr>
                   <pic:blipFill>
-                    <a:blip r:embed="rId13">
+                    <a:blip r:embed="rId14">
                       <a:extLst>
                         <a:ext uri="{28A0092B-C50C-407E-A947-70E740481C1C}">
                           <a14:useLocalDpi xmlns:a14="http://schemas.microsoft.com/office/drawing/2010/main" val="0"/>
@@ -8296,35 +8311,16 @@
           <w:sz w:val="24"/>
           <w:szCs w:val="24"/>
         </w:rPr>
-        <w:t xml:space="preserve"> login. Fig 2 was </w:t>
-      </w:r>
-      <w:proofErr w:type="gramStart"/>
+        <w:t xml:space="preserve"> login. Fig 2 was designed </w:t>
+      </w:r>
       <w:r>
         <w:rPr>
           <w:rFonts w:ascii="Times New Roman" w:hAnsi="Times New Roman" w:cs="Times New Roman"/>
           <w:sz w:val="24"/>
           <w:szCs w:val="24"/>
-        </w:rPr>
-        <w:t xml:space="preserve">designed </w:t>
-      </w:r>
-      <w:r>
-        <w:rPr>
-          <w:rFonts w:ascii="Times New Roman" w:hAnsi="Times New Roman" w:cs="Times New Roman"/>
-          <w:sz w:val="24"/>
-          <w:szCs w:val="24"/>
-          <w:lang w:val="en-US"/>
-        </w:rPr>
-        <w:t xml:space="preserve"> in</w:t>
-      </w:r>
-      <w:proofErr w:type="gramEnd"/>
-      <w:r>
-        <w:rPr>
-          <w:rFonts w:ascii="Times New Roman" w:hAnsi="Times New Roman" w:cs="Times New Roman"/>
-          <w:sz w:val="24"/>
-          <w:szCs w:val="24"/>
-          <w:lang w:val="en-US"/>
-        </w:rPr>
-        <w:t xml:space="preserve"> a manner to </w:t>
+          <w:lang w:val="en-US"/>
+        </w:rPr>
+        <w:t xml:space="preserve"> in a manner to </w:t>
       </w:r>
       <w:r>
         <w:rPr>
@@ -8470,7 +8466,7 @@
                     <pic:cNvPicPr/>
                   </pic:nvPicPr>
                   <pic:blipFill>
-                    <a:blip r:embed="rId18">
+                    <a:blip r:embed="rId19">
                       <a:extLst>
                         <a:ext uri="{28A0092B-C50C-407E-A947-70E740481C1C}">
                           <a14:useLocalDpi xmlns:a14="http://schemas.microsoft.com/office/drawing/2010/main" val="0"/>
@@ -8588,7 +8584,7 @@
                     <pic:cNvPicPr/>
                   </pic:nvPicPr>
                   <pic:blipFill>
-                    <a:blip r:embed="rId19">
+                    <a:blip r:embed="rId20">
                       <a:extLst>
                         <a:ext uri="{28A0092B-C50C-407E-A947-70E740481C1C}">
                           <a14:useLocalDpi xmlns:a14="http://schemas.microsoft.com/office/drawing/2010/main" val="0"/>
@@ -8687,7 +8683,7 @@
                     <pic:cNvPicPr/>
                   </pic:nvPicPr>
                   <pic:blipFill rotWithShape="1">
-                    <a:blip r:embed="rId20">
+                    <a:blip r:embed="rId21">
                       <a:extLst>
                         <a:ext uri="{28A0092B-C50C-407E-A947-70E740481C1C}">
                           <a14:useLocalDpi xmlns:a14="http://schemas.microsoft.com/office/drawing/2010/main" val="0"/>
@@ -8794,7 +8790,7 @@
                     <pic:cNvPicPr/>
                   </pic:nvPicPr>
                   <pic:blipFill>
-                    <a:blip r:embed="rId21">
+                    <a:blip r:embed="rId22">
                       <a:extLst>
                         <a:ext uri="{28A0092B-C50C-407E-A947-70E740481C1C}">
                           <a14:useLocalDpi xmlns:a14="http://schemas.microsoft.com/office/drawing/2010/main" val="0"/>
@@ -8893,7 +8889,7 @@
                     <pic:cNvPicPr/>
                   </pic:nvPicPr>
                   <pic:blipFill rotWithShape="1">
-                    <a:blip r:embed="rId22">
+                    <a:blip r:embed="rId23">
                       <a:extLst>
                         <a:ext uri="{28A0092B-C50C-407E-A947-70E740481C1C}">
                           <a14:useLocalDpi xmlns:a14="http://schemas.microsoft.com/office/drawing/2010/main" val="0"/>
@@ -9155,7 +9151,6 @@
         </w:rPr>
         <w:t xml:space="preserve"> </w:t>
       </w:r>
-      <w:proofErr w:type="gramStart"/>
       <w:r>
         <w:rPr>
           <w:rFonts w:ascii="Times New Roman" w:hAnsi="Times New Roman" w:cs="Times New Roman"/>
@@ -9172,9 +9167,9 @@
           <w:szCs w:val="28"/>
           <w:lang w:val="en-US"/>
         </w:rPr>
-        <w:t>bases</w:t>
-      </w:r>
-      <w:proofErr w:type="gramEnd"/>
+        <w:t xml:space="preserve">bases connection ensures correct configuration with the correct database and tables to ensure data is correctly stored. So </w:t>
+      </w:r>
+      <w:proofErr w:type="spellStart"/>
       <w:r>
         <w:rPr>
           <w:rFonts w:ascii="Times New Roman" w:hAnsi="Times New Roman" w:cs="Times New Roman"/>
@@ -9182,9 +9177,9 @@
           <w:szCs w:val="28"/>
           <w:lang w:val="en-US"/>
         </w:rPr>
-        <w:t xml:space="preserve"> connection ensures correct configuration with the correct database and tables to ensure data is correctly stored. So </w:t>
-      </w:r>
-      <w:proofErr w:type="spellStart"/>
+        <w:t>i</w:t>
+      </w:r>
+      <w:proofErr w:type="spellEnd"/>
       <w:r>
         <w:rPr>
           <w:rFonts w:ascii="Times New Roman" w:hAnsi="Times New Roman" w:cs="Times New Roman"/>
@@ -9192,37 +9187,7 @@
           <w:szCs w:val="28"/>
           <w:lang w:val="en-US"/>
         </w:rPr>
-        <w:t>i</w:t>
-      </w:r>
-      <w:proofErr w:type="spellEnd"/>
-      <w:r>
-        <w:rPr>
-          <w:rFonts w:ascii="Times New Roman" w:hAnsi="Times New Roman" w:cs="Times New Roman"/>
-          <w:sz w:val="28"/>
-          <w:szCs w:val="28"/>
-          <w:lang w:val="en-US"/>
-        </w:rPr>
-        <w:t xml:space="preserve"> have used php for database </w:t>
-      </w:r>
-      <w:proofErr w:type="gramStart"/>
-      <w:r>
-        <w:rPr>
-          <w:rFonts w:ascii="Times New Roman" w:hAnsi="Times New Roman" w:cs="Times New Roman"/>
-          <w:sz w:val="28"/>
-          <w:szCs w:val="28"/>
-          <w:lang w:val="en-US"/>
-        </w:rPr>
-        <w:t>connection ,</w:t>
-      </w:r>
-      <w:proofErr w:type="gramEnd"/>
-      <w:r>
-        <w:rPr>
-          <w:rFonts w:ascii="Times New Roman" w:hAnsi="Times New Roman" w:cs="Times New Roman"/>
-          <w:sz w:val="28"/>
-          <w:szCs w:val="28"/>
-          <w:lang w:val="en-US"/>
-        </w:rPr>
-        <w:t xml:space="preserve"> html for the welcome home page and Java script for the form validation  password strength checker ,dynamic input handling</w:t>
+        <w:t xml:space="preserve"> have used php for database connection , html for the welcome home page and Java script for the form validation  password strength checker ,dynamic input handling</w:t>
       </w:r>
       <w:r>
         <w:rPr>
@@ -9379,7 +9344,7 @@
                     </pic:cNvPicPr>
                   </pic:nvPicPr>
                   <pic:blipFill rotWithShape="1">
-                    <a:blip r:embed="rId17" cstate="print">
+                    <a:blip r:embed="rId18" cstate="print">
                       <a:extLst>
                         <a:ext uri="{28A0092B-C50C-407E-A947-70E740481C1C}">
                           <a14:useLocalDpi xmlns:a14="http://schemas.microsoft.com/office/drawing/2010/main" val="0"/>
@@ -9480,7 +9445,7 @@
                     </pic:cNvPicPr>
                   </pic:nvPicPr>
                   <pic:blipFill>
-                    <a:blip r:embed="rId23">
+                    <a:blip r:embed="rId24">
                       <a:extLst>
                         <a:ext uri="{28A0092B-C50C-407E-A947-70E740481C1C}">
                           <a14:useLocalDpi xmlns:a14="http://schemas.microsoft.com/office/drawing/2010/main" val="0"/>
@@ -9582,7 +9547,7 @@
                     <pic:cNvPicPr/>
                   </pic:nvPicPr>
                   <pic:blipFill>
-                    <a:blip r:embed="rId24">
+                    <a:blip r:embed="rId25">
                       <a:extLst>
                         <a:ext uri="{28A0092B-C50C-407E-A947-70E740481C1C}">
                           <a14:useLocalDpi xmlns:a14="http://schemas.microsoft.com/office/drawing/2010/main" val="0"/>
@@ -9658,7 +9623,7 @@
                     </pic:cNvPicPr>
                   </pic:nvPicPr>
                   <pic:blipFill>
-                    <a:blip r:embed="rId25">
+                    <a:blip r:embed="rId26">
                       <a:extLst>
                         <a:ext uri="{28A0092B-C50C-407E-A947-70E740481C1C}">
                           <a14:useLocalDpi xmlns:a14="http://schemas.microsoft.com/office/drawing/2010/main" val="0"/>
@@ -9748,7 +9713,7 @@
                     <pic:cNvPicPr/>
                   </pic:nvPicPr>
                   <pic:blipFill>
-                    <a:blip r:embed="rId26" cstate="print">
+                    <a:blip r:embed="rId27" cstate="print">
                       <a:extLst>
                         <a:ext uri="{28A0092B-C50C-407E-A947-70E740481C1C}">
                           <a14:useLocalDpi xmlns:a14="http://schemas.microsoft.com/office/drawing/2010/main" val="0"/>
@@ -9825,7 +9790,7 @@
                     <pic:cNvPicPr/>
                   </pic:nvPicPr>
                   <pic:blipFill>
-                    <a:blip r:embed="rId27">
+                    <a:blip r:embed="rId28">
                       <a:extLst>
                         <a:ext uri="{28A0092B-C50C-407E-A947-70E740481C1C}">
                           <a14:useLocalDpi xmlns:a14="http://schemas.microsoft.com/office/drawing/2010/main" val="0"/>
@@ -9917,7 +9882,7 @@
                     </pic:cNvPicPr>
                   </pic:nvPicPr>
                   <pic:blipFill>
-                    <a:blip r:embed="rId28" cstate="print">
+                    <a:blip r:embed="rId29" cstate="print">
                       <a:extLst>
                         <a:ext uri="{28A0092B-C50C-407E-A947-70E740481C1C}">
                           <a14:useLocalDpi xmlns:a14="http://schemas.microsoft.com/office/drawing/2010/main" val="0"/>
@@ -10022,7 +9987,7 @@
                     <pic:cNvPicPr/>
                   </pic:nvPicPr>
                   <pic:blipFill rotWithShape="1">
-                    <a:blip r:embed="rId16" cstate="print">
+                    <a:blip r:embed="rId17" cstate="print">
                       <a:extLst>
                         <a:ext uri="{28A0092B-C50C-407E-A947-70E740481C1C}">
                           <a14:useLocalDpi xmlns:a14="http://schemas.microsoft.com/office/drawing/2010/main" val="0"/>
@@ -10212,27 +10177,7 @@
           <w:szCs w:val="28"/>
           <w:lang w:val="en-US"/>
         </w:rPr>
-        <w:t xml:space="preserve">The folder structure as in Fig 4 </w:t>
-      </w:r>
-      <w:proofErr w:type="gramStart"/>
-      <w:r>
-        <w:rPr>
-          <w:rFonts w:ascii="Times New Roman" w:hAnsi="Times New Roman" w:cs="Times New Roman"/>
-          <w:sz w:val="28"/>
-          <w:szCs w:val="28"/>
-          <w:lang w:val="en-US"/>
-        </w:rPr>
-        <w:t>outlines  a</w:t>
-      </w:r>
-      <w:proofErr w:type="gramEnd"/>
-      <w:r>
-        <w:rPr>
-          <w:rFonts w:ascii="Times New Roman" w:hAnsi="Times New Roman" w:cs="Times New Roman"/>
-          <w:sz w:val="28"/>
-          <w:szCs w:val="28"/>
-          <w:lang w:val="en-US"/>
-        </w:rPr>
-        <w:t xml:space="preserve"> professional way of file handling and storage that makes retrieval and editing of files easier.</w:t>
+        <w:t>The folder structure as in Fig 4 outlines  a professional way of file handling and storage that makes retrieval and editing of files easier.</w:t>
       </w:r>
     </w:p>
     <w:p>
@@ -10370,7 +10315,7 @@
                     <pic:cNvPicPr/>
                   </pic:nvPicPr>
                   <pic:blipFill>
-                    <a:blip r:embed="rId29" cstate="print">
+                    <a:blip r:embed="rId30" cstate="print">
                       <a:extLst>
                         <a:ext uri="{28A0092B-C50C-407E-A947-70E740481C1C}">
                           <a14:useLocalDpi xmlns:a14="http://schemas.microsoft.com/office/drawing/2010/main" val="0"/>
@@ -10470,7 +10415,7 @@
                     </pic:cNvPicPr>
                   </pic:nvPicPr>
                   <pic:blipFill>
-                    <a:blip r:embed="rId30" cstate="print">
+                    <a:blip r:embed="rId31" cstate="print">
                       <a:extLst>
                         <a:ext uri="{28A0092B-C50C-407E-A947-70E740481C1C}">
                           <a14:useLocalDpi xmlns:a14="http://schemas.microsoft.com/office/drawing/2010/main" val="0"/>
@@ -10615,7 +10560,7 @@
                     </pic:cNvPicPr>
                   </pic:nvPicPr>
                   <pic:blipFill>
-                    <a:blip r:embed="rId31">
+                    <a:blip r:embed="rId32">
                       <a:extLst>
                         <a:ext uri="{28A0092B-C50C-407E-A947-70E740481C1C}">
                           <a14:useLocalDpi xmlns:a14="http://schemas.microsoft.com/office/drawing/2010/main" val="0"/>
@@ -10748,7 +10693,7 @@
                     </pic:cNvPicPr>
                   </pic:nvPicPr>
                   <pic:blipFill>
-                    <a:blip r:embed="rId32" cstate="print">
+                    <a:blip r:embed="rId33" cstate="print">
                       <a:extLst>
                         <a:ext uri="{28A0092B-C50C-407E-A947-70E740481C1C}">
                           <a14:useLocalDpi xmlns:a14="http://schemas.microsoft.com/office/drawing/2010/main" val="0"/>
@@ -10896,7 +10841,7 @@
                     </pic:cNvPicPr>
                   </pic:nvPicPr>
                   <pic:blipFill>
-                    <a:blip r:embed="rId33">
+                    <a:blip r:embed="rId34">
                       <a:extLst>
                         <a:ext uri="{28A0092B-C50C-407E-A947-70E740481C1C}">
                           <a14:useLocalDpi xmlns:a14="http://schemas.microsoft.com/office/drawing/2010/main" val="0"/>
@@ -11010,7 +10955,7 @@
                     </pic:cNvPicPr>
                   </pic:nvPicPr>
                   <pic:blipFill>
-                    <a:blip r:embed="rId34">
+                    <a:blip r:embed="rId35">
                       <a:extLst>
                         <a:ext uri="{28A0092B-C50C-407E-A947-70E740481C1C}">
                           <a14:useLocalDpi xmlns:a14="http://schemas.microsoft.com/office/drawing/2010/main" val="0"/>
@@ -11138,7 +11083,7 @@
                     </pic:cNvPicPr>
                   </pic:nvPicPr>
                   <pic:blipFill>
-                    <a:blip r:embed="rId35">
+                    <a:blip r:embed="rId36">
                       <a:extLst>
                         <a:ext uri="{28A0092B-C50C-407E-A947-70E740481C1C}">
                           <a14:useLocalDpi xmlns:a14="http://schemas.microsoft.com/office/drawing/2010/main" val="0"/>
@@ -11272,7 +11217,7 @@
                     </pic:cNvPicPr>
                   </pic:nvPicPr>
                   <pic:blipFill>
-                    <a:blip r:embed="rId36">
+                    <a:blip r:embed="rId37">
                       <a:extLst>
                         <a:ext uri="{28A0092B-C50C-407E-A947-70E740481C1C}">
                           <a14:useLocalDpi xmlns:a14="http://schemas.microsoft.com/office/drawing/2010/main" val="0"/>
@@ -11385,7 +11330,7 @@
                     </pic:cNvPicPr>
                   </pic:nvPicPr>
                   <pic:blipFill>
-                    <a:blip r:embed="rId37">
+                    <a:blip r:embed="rId38">
                       <a:extLst>
                         <a:ext uri="{28A0092B-C50C-407E-A947-70E740481C1C}">
                           <a14:useLocalDpi xmlns:a14="http://schemas.microsoft.com/office/drawing/2010/main" val="0"/>
@@ -11506,9 +11451,8 @@
           <w:szCs w:val="24"/>
           <w:lang w:val="en-US"/>
         </w:rPr>
-        <w:t xml:space="preserve">Crud operations enables a system to </w:t>
-      </w:r>
-      <w:proofErr w:type="gramStart"/>
+        <w:t>Crud operations enables a system to retrieve ,</w:t>
+      </w:r>
       <w:r>
         <w:rPr>
           <w:rFonts w:ascii="Times New Roman" w:hAnsi="Times New Roman" w:cs="Times New Roman"/>
@@ -11516,9 +11460,8 @@
           <w:szCs w:val="24"/>
           <w:lang w:val="en-US"/>
         </w:rPr>
-        <w:t>retrieve ,</w:t>
-      </w:r>
-      <w:proofErr w:type="gramEnd"/>
+        <w:t xml:space="preserve"> </w:t>
+      </w:r>
       <w:r>
         <w:rPr>
           <w:rFonts w:ascii="Times New Roman" w:hAnsi="Times New Roman" w:cs="Times New Roman"/>
@@ -11526,7 +11469,7 @@
           <w:szCs w:val="24"/>
           <w:lang w:val="en-US"/>
         </w:rPr>
-        <w:t xml:space="preserve"> </w:t>
+        <w:t>add,</w:t>
       </w:r>
       <w:r>
         <w:rPr>
@@ -11535,7 +11478,7 @@
           <w:szCs w:val="24"/>
           <w:lang w:val="en-US"/>
         </w:rPr>
-        <w:t>add,</w:t>
+        <w:t xml:space="preserve"> </w:t>
       </w:r>
       <w:r>
         <w:rPr>
@@ -11544,7 +11487,7 @@
           <w:szCs w:val="24"/>
           <w:lang w:val="en-US"/>
         </w:rPr>
-        <w:t xml:space="preserve"> </w:t>
+        <w:t>update and delete records.</w:t>
       </w:r>
       <w:r>
         <w:rPr>
@@ -11553,7 +11496,7 @@
           <w:szCs w:val="24"/>
           <w:lang w:val="en-US"/>
         </w:rPr>
-        <w:t>update and delete records.</w:t>
+        <w:t xml:space="preserve"> </w:t>
       </w:r>
       <w:r>
         <w:rPr>
@@ -11562,7 +11505,7 @@
           <w:szCs w:val="24"/>
           <w:lang w:val="en-US"/>
         </w:rPr>
-        <w:t xml:space="preserve"> </w:t>
+        <w:t>This makes a system function dynamically</w:t>
       </w:r>
       <w:r>
         <w:rPr>
@@ -11571,33 +11514,32 @@
           <w:szCs w:val="24"/>
           <w:lang w:val="en-US"/>
         </w:rPr>
-        <w:t>This makes a system function dynamically</w:t>
+        <w:t>.</w:t>
       </w:r>
       <w:r>
         <w:rPr>
           <w:rFonts w:ascii="Times New Roman" w:hAnsi="Times New Roman" w:cs="Times New Roman"/>
           <w:sz w:val="24"/>
           <w:szCs w:val="24"/>
-          <w:lang w:val="en-US"/>
-        </w:rPr>
-        <w:t>.</w:t>
+        </w:rPr>
+        <w:t xml:space="preserve"> The database implementation  </w:t>
       </w:r>
       <w:r>
         <w:rPr>
           <w:rFonts w:ascii="Times New Roman" w:hAnsi="Times New Roman" w:cs="Times New Roman"/>
           <w:sz w:val="24"/>
           <w:szCs w:val="24"/>
-        </w:rPr>
-        <w:t xml:space="preserve"> The database </w:t>
-      </w:r>
-      <w:proofErr w:type="gramStart"/>
+          <w:lang w:val="en-US"/>
+        </w:rPr>
+        <w:t>enables data storage which can later be used for authentication</w:t>
+      </w:r>
       <w:r>
         <w:rPr>
           <w:rFonts w:ascii="Times New Roman" w:hAnsi="Times New Roman" w:cs="Times New Roman"/>
           <w:sz w:val="24"/>
           <w:szCs w:val="24"/>
         </w:rPr>
-        <w:t xml:space="preserve">implementation  </w:t>
+        <w:t xml:space="preserve"> </w:t>
       </w:r>
       <w:r>
         <w:rPr>
@@ -11606,25 +11548,24 @@
           <w:szCs w:val="24"/>
           <w:lang w:val="en-US"/>
         </w:rPr>
-        <w:t>enables</w:t>
-      </w:r>
-      <w:proofErr w:type="gramEnd"/>
+        <w:t>and sessions</w:t>
+      </w:r>
       <w:r>
         <w:rPr>
           <w:rFonts w:ascii="Times New Roman" w:hAnsi="Times New Roman" w:cs="Times New Roman"/>
           <w:sz w:val="24"/>
           <w:szCs w:val="24"/>
-          <w:lang w:val="en-US"/>
-        </w:rPr>
-        <w:t xml:space="preserve"> data storage which can later be used for authentication</w:t>
+        </w:rPr>
+        <w:t xml:space="preserve"> </w:t>
       </w:r>
       <w:r>
         <w:rPr>
           <w:rFonts w:ascii="Times New Roman" w:hAnsi="Times New Roman" w:cs="Times New Roman"/>
           <w:sz w:val="24"/>
           <w:szCs w:val="24"/>
-        </w:rPr>
-        <w:t xml:space="preserve"> </w:t>
+          <w:lang w:val="en-US"/>
+        </w:rPr>
+        <w:t>.Integration with the authentication table shows how real world backend systems work</w:t>
       </w:r>
       <w:r>
         <w:rPr>
@@ -11633,15 +11574,16 @@
           <w:szCs w:val="24"/>
           <w:lang w:val="en-US"/>
         </w:rPr>
-        <w:t>and sessions</w:t>
+        <w:t xml:space="preserve"> </w:t>
       </w:r>
       <w:r>
         <w:rPr>
           <w:rFonts w:ascii="Times New Roman" w:hAnsi="Times New Roman" w:cs="Times New Roman"/>
           <w:sz w:val="24"/>
           <w:szCs w:val="24"/>
-        </w:rPr>
-        <w:t xml:space="preserve"> </w:t>
+          <w:lang w:val="en-US"/>
+        </w:rPr>
+        <w:t>.SQL queries makes it easy to create,</w:t>
       </w:r>
       <w:r>
         <w:rPr>
@@ -11650,7 +11592,7 @@
           <w:szCs w:val="24"/>
           <w:lang w:val="en-US"/>
         </w:rPr>
-        <w:t>.Integration with the authentication table shows how real world backend systems work</w:t>
+        <w:t xml:space="preserve"> </w:t>
       </w:r>
       <w:r>
         <w:rPr>
@@ -11659,7 +11601,7 @@
           <w:szCs w:val="24"/>
           <w:lang w:val="en-US"/>
         </w:rPr>
-        <w:t xml:space="preserve"> </w:t>
+        <w:t>add,</w:t>
       </w:r>
       <w:r>
         <w:rPr>
@@ -11668,7 +11610,7 @@
           <w:szCs w:val="24"/>
           <w:lang w:val="en-US"/>
         </w:rPr>
-        <w:t>.SQL queries makes it easy to create,</w:t>
+        <w:t xml:space="preserve"> </w:t>
       </w:r>
       <w:r>
         <w:rPr>
@@ -11677,7 +11619,7 @@
           <w:szCs w:val="24"/>
           <w:lang w:val="en-US"/>
         </w:rPr>
-        <w:t xml:space="preserve"> </w:t>
+        <w:t>insert,</w:t>
       </w:r>
       <w:r>
         <w:rPr>
@@ -11686,7 +11628,7 @@
           <w:szCs w:val="24"/>
           <w:lang w:val="en-US"/>
         </w:rPr>
-        <w:t>add,</w:t>
+        <w:t xml:space="preserve"> </w:t>
       </w:r>
       <w:r>
         <w:rPr>
@@ -11695,7 +11637,7 @@
           <w:szCs w:val="24"/>
           <w:lang w:val="en-US"/>
         </w:rPr>
-        <w:t xml:space="preserve"> </w:t>
+        <w:t>update and delete records efficiently.</w:t>
       </w:r>
       <w:r>
         <w:rPr>
@@ -11704,7 +11646,7 @@
           <w:szCs w:val="24"/>
           <w:lang w:val="en-US"/>
         </w:rPr>
-        <w:t>insert,</w:t>
+        <w:t xml:space="preserve"> </w:t>
       </w:r>
       <w:r>
         <w:rPr>
@@ -11713,8 +11655,9 @@
           <w:szCs w:val="24"/>
           <w:lang w:val="en-US"/>
         </w:rPr>
-        <w:t xml:space="preserve"> </w:t>
-      </w:r>
+        <w:t xml:space="preserve">Fig 1 shows basic database creation </w:t>
+      </w:r>
+      <w:proofErr w:type="spellStart"/>
       <w:r>
         <w:rPr>
           <w:rFonts w:ascii="Times New Roman" w:hAnsi="Times New Roman" w:cs="Times New Roman"/>
@@ -11722,8 +11665,9 @@
           <w:szCs w:val="24"/>
           <w:lang w:val="en-US"/>
         </w:rPr>
-        <w:t>update and delete records efficiently.</w:t>
-      </w:r>
+        <w:t>sql</w:t>
+      </w:r>
+      <w:proofErr w:type="spellEnd"/>
       <w:r>
         <w:rPr>
           <w:rFonts w:ascii="Times New Roman" w:hAnsi="Times New Roman" w:cs="Times New Roman"/>
@@ -11731,7 +11675,7 @@
           <w:szCs w:val="24"/>
           <w:lang w:val="en-US"/>
         </w:rPr>
-        <w:t xml:space="preserve"> </w:t>
+        <w:t xml:space="preserve"> query Fig 2 shows successful creation message by the </w:t>
       </w:r>
       <w:r>
         <w:rPr>
@@ -11740,9 +11684,8 @@
           <w:szCs w:val="24"/>
           <w:lang w:val="en-US"/>
         </w:rPr>
-        <w:t xml:space="preserve">Fig 1 shows basic database creation </w:t>
-      </w:r>
-      <w:proofErr w:type="spellStart"/>
+        <w:t>XAMPP</w:t>
+      </w:r>
       <w:r>
         <w:rPr>
           <w:rFonts w:ascii="Times New Roman" w:hAnsi="Times New Roman" w:cs="Times New Roman"/>
@@ -11750,9 +11693,8 @@
           <w:szCs w:val="24"/>
           <w:lang w:val="en-US"/>
         </w:rPr>
-        <w:t>sql</w:t>
-      </w:r>
-      <w:proofErr w:type="spellEnd"/>
+        <w:t xml:space="preserve"> </w:t>
+      </w:r>
       <w:r>
         <w:rPr>
           <w:rFonts w:ascii="Times New Roman" w:hAnsi="Times New Roman" w:cs="Times New Roman"/>
@@ -11760,7 +11702,7 @@
           <w:szCs w:val="24"/>
           <w:lang w:val="en-US"/>
         </w:rPr>
-        <w:t xml:space="preserve"> query Fig 2 shows successful creation message by the </w:t>
+        <w:t>software F</w:t>
       </w:r>
       <w:r>
         <w:rPr>
@@ -11769,7 +11711,7 @@
           <w:szCs w:val="24"/>
           <w:lang w:val="en-US"/>
         </w:rPr>
-        <w:t>XAMPP</w:t>
+        <w:t>i</w:t>
       </w:r>
       <w:r>
         <w:rPr>
@@ -11778,7 +11720,7 @@
           <w:szCs w:val="24"/>
           <w:lang w:val="en-US"/>
         </w:rPr>
-        <w:t xml:space="preserve"> </w:t>
+        <w:t>gure 4,5,6,7 shows the CRUD operations in database.</w:t>
       </w:r>
       <w:r>
         <w:rPr>
@@ -11787,7 +11729,7 @@
           <w:szCs w:val="24"/>
           <w:lang w:val="en-US"/>
         </w:rPr>
-        <w:t>software F</w:t>
+        <w:t xml:space="preserve"> </w:t>
       </w:r>
       <w:r>
         <w:rPr>
@@ -11796,7 +11738,7 @@
           <w:szCs w:val="24"/>
           <w:lang w:val="en-US"/>
         </w:rPr>
-        <w:t>i</w:t>
+        <w:t>Figures 8 and 9</w:t>
       </w:r>
       <w:r>
         <w:rPr>
@@ -11805,33 +11747,6 @@
           <w:szCs w:val="24"/>
           <w:lang w:val="en-US"/>
         </w:rPr>
-        <w:t>gure 4,5,6,7 shows the CRUD operations in database.</w:t>
-      </w:r>
-      <w:r>
-        <w:rPr>
-          <w:rFonts w:ascii="Times New Roman" w:hAnsi="Times New Roman" w:cs="Times New Roman"/>
-          <w:sz w:val="24"/>
-          <w:szCs w:val="24"/>
-          <w:lang w:val="en-US"/>
-        </w:rPr>
-        <w:t xml:space="preserve"> </w:t>
-      </w:r>
-      <w:r>
-        <w:rPr>
-          <w:rFonts w:ascii="Times New Roman" w:hAnsi="Times New Roman" w:cs="Times New Roman"/>
-          <w:sz w:val="24"/>
-          <w:szCs w:val="24"/>
-          <w:lang w:val="en-US"/>
-        </w:rPr>
-        <w:t>Figures 8 and 9</w:t>
-      </w:r>
-      <w:r>
-        <w:rPr>
-          <w:rFonts w:ascii="Times New Roman" w:hAnsi="Times New Roman" w:cs="Times New Roman"/>
-          <w:sz w:val="24"/>
-          <w:szCs w:val="24"/>
-          <w:lang w:val="en-US"/>
-        </w:rPr>
         <w:t xml:space="preserve"> shows integration to login system</w:t>
       </w:r>
     </w:p>
@@ -11874,7 +11789,7 @@
       </w:pPr>
     </w:p>
     <w:sectPr>
-      <w:footerReference w:type="default" r:id="rId38"/>
+      <w:footerReference w:type="default" r:id="rId39"/>
       <w:pgSz w:w="11906" w:h="16838"/>
       <w:pgMar w:top="1440" w:right="1440" w:bottom="1440" w:left="1440" w:header="708" w:footer="708" w:gutter="0"/>
       <w:cols w:space="708"/>
@@ -13589,6 +13504,18 @@
       <w:szCs w:val="21"/>
     </w:rPr>
   </w:style>
+  <w:style w:type="character" w:styleId="UnresolvedMention">
+    <w:name w:val="Unresolved Mention"/>
+    <w:basedOn w:val="DefaultParagraphFont"/>
+    <w:uiPriority w:val="99"/>
+    <w:semiHidden/>
+    <w:unhideWhenUsed/>
+    <w:rsid w:val="0060712D"/>
+    <w:rPr>
+      <w:color w:val="605E5C"/>
+      <w:shd w:val="clear" w:color="auto" w:fill="E1DFDD"/>
+    </w:rPr>
+  </w:style>
 </w:styles>
 </file>
 
